--- a/resume_mironov_arseniy_ru.docx
+++ b/resume_mironov_arseniy_ru.docx
@@ -2571,21 +2571,42 @@
                 <w:lang w:val="en-US"/>
               </w:rPr>
             </w:pPr>
-            <w:proofErr w:type="spellStart"/>
             <w:r>
               <w:rPr>
                 <w:rFonts w:ascii="Arial" w:eastAsia="Arial" w:hAnsi="Arial" w:cs="Arial"/>
                 <w:lang w:val="en-US"/>
               </w:rPr>
-              <w:t>Jupyter</w:t>
-            </w:r>
-            <w:proofErr w:type="spellEnd"/>
+              <w:t>Excel, Word, Linux, Git</w:t>
+            </w:r>
             <w:r>
               <w:rPr>
                 <w:rFonts w:ascii="Arial" w:eastAsia="Arial" w:hAnsi="Arial" w:cs="Arial"/>
                 <w:lang w:val="en-US"/>
               </w:rPr>
-              <w:t xml:space="preserve"> Notebook, Excel, Word, Linux, Git.</w:t>
+              <w:t xml:space="preserve">, </w:t>
+            </w:r>
+            <w:proofErr w:type="spellStart"/>
+            <w:r>
+              <w:rPr>
+                <w:rFonts w:ascii="Arial" w:eastAsia="Arial" w:hAnsi="Arial" w:cs="Arial"/>
+                <w:lang w:val="en-US"/>
+              </w:rPr>
+              <w:t>Jupyter</w:t>
+            </w:r>
+            <w:proofErr w:type="spellEnd"/>
+            <w:r>
+              <w:rPr>
+                <w:rFonts w:ascii="Arial" w:eastAsia="Arial" w:hAnsi="Arial" w:cs="Arial"/>
+                <w:lang w:val="en-US"/>
+              </w:rPr>
+              <w:t xml:space="preserve"> Notebook</w:t>
+            </w:r>
+            <w:r>
+              <w:rPr>
+                <w:rFonts w:ascii="Arial" w:eastAsia="Arial" w:hAnsi="Arial" w:cs="Arial"/>
+                <w:lang w:val="en-US"/>
+              </w:rPr>
+              <w:t>.</w:t>
             </w:r>
           </w:p>
         </w:tc>
@@ -3053,275 +3074,6 @@
       <w:r>
         <w:rPr>
           <w:rFonts w:ascii="Arial" w:hAnsi="Arial" w:cs="Arial"/>
-          <w:i/>
-          <w:iCs/>
-          <w:color w:val="333333"/>
-          <w:sz w:val="22"/>
-          <w:szCs w:val="22"/>
-          <w:lang w:val="en-US"/>
-        </w:rPr>
-        <w:t>I</w:t>
-      </w:r>
-      <w:r>
-        <w:rPr>
-          <w:rFonts w:ascii="Arial" w:hAnsi="Arial" w:cs="Arial"/>
-          <w:i/>
-          <w:iCs/>
-          <w:color w:val="333333"/>
-          <w:sz w:val="22"/>
-          <w:szCs w:val="22"/>
-          <w:lang w:val="en-GB"/>
-        </w:rPr>
-        <w:t>CPC</w:t>
-      </w:r>
-      <w:r>
-        <w:rPr>
-          <w:rFonts w:ascii="Arial" w:hAnsi="Arial" w:cs="Arial"/>
-          <w:i/>
-          <w:iCs/>
-          <w:color w:val="333333"/>
-          <w:sz w:val="22"/>
-          <w:szCs w:val="22"/>
-          <w:lang w:val="en-US"/>
-        </w:rPr>
-        <w:t xml:space="preserve"> 2023-2024</w:t>
-      </w:r>
-    </w:p>
-    <w:p>
-      <w:pPr>
-        <w:pStyle w:val="a8"/>
-        <w:numPr>
-          <w:ilvl w:val="0"/>
-          <w:numId w:val="11"/>
-        </w:numPr>
-        <w:shd w:val="clear" w:color="auto" w:fill="FFFFFF"/>
-        <w:spacing w:before="90" w:beforeAutospacing="0" w:after="90" w:afterAutospacing="0"/>
-        <w:rPr>
-          <w:rFonts w:ascii="Arial" w:hAnsi="Arial" w:cs="Arial"/>
-          <w:i/>
-          <w:iCs/>
-          <w:color w:val="333333"/>
-          <w:sz w:val="22"/>
-          <w:szCs w:val="22"/>
-        </w:rPr>
-      </w:pPr>
-      <w:bookmarkStart w:id="1" w:name="_Hlk191913541"/>
-      <w:r>
-        <w:rPr>
-          <w:rFonts w:ascii="Arial" w:hAnsi="Arial" w:cs="Arial"/>
-          <w:color w:val="333333"/>
-          <w:sz w:val="22"/>
-          <w:szCs w:val="22"/>
-        </w:rPr>
-        <w:t>Квалификация</w:t>
-      </w:r>
-      <w:r>
-        <w:rPr>
-          <w:rFonts w:ascii="Arial" w:hAnsi="Arial" w:cs="Arial"/>
-          <w:color w:val="333333"/>
-          <w:sz w:val="22"/>
-          <w:szCs w:val="22"/>
-        </w:rPr>
-        <w:t xml:space="preserve"> (</w:t>
-      </w:r>
-      <w:r>
-        <w:rPr>
-          <w:rFonts w:ascii="Arial" w:hAnsi="Arial" w:cs="Arial"/>
-          <w:color w:val="333333"/>
-          <w:sz w:val="22"/>
-          <w:szCs w:val="22"/>
-        </w:rPr>
-        <w:t>Нижний Новгород</w:t>
-      </w:r>
-      <w:r>
-        <w:rPr>
-          <w:rFonts w:ascii="Arial" w:hAnsi="Arial" w:cs="Arial"/>
-          <w:color w:val="333333"/>
-          <w:sz w:val="22"/>
-          <w:szCs w:val="22"/>
-        </w:rPr>
-        <w:t xml:space="preserve">): </w:t>
-      </w:r>
-      <w:r>
-        <w:rPr>
-          <w:rFonts w:ascii="Arial" w:hAnsi="Arial" w:cs="Arial"/>
-          <w:color w:val="333333"/>
-          <w:sz w:val="22"/>
-          <w:szCs w:val="22"/>
-        </w:rPr>
-        <w:t>41</w:t>
-      </w:r>
-      <w:r>
-        <w:rPr>
-          <w:rFonts w:ascii="Arial" w:hAnsi="Arial" w:cs="Arial"/>
-          <w:color w:val="333333"/>
-          <w:sz w:val="22"/>
-          <w:szCs w:val="22"/>
-        </w:rPr>
-        <w:t xml:space="preserve"> </w:t>
-      </w:r>
-      <w:r>
-        <w:rPr>
-          <w:rFonts w:ascii="Arial" w:hAnsi="Arial" w:cs="Arial"/>
-          <w:color w:val="333333"/>
-          <w:sz w:val="22"/>
-          <w:szCs w:val="22"/>
-        </w:rPr>
-        <w:t>место</w:t>
-      </w:r>
-      <w:r>
-        <w:rPr>
-          <w:rFonts w:ascii="Arial" w:hAnsi="Arial" w:cs="Arial"/>
-          <w:color w:val="333333"/>
-          <w:sz w:val="22"/>
-          <w:szCs w:val="22"/>
-        </w:rPr>
-        <w:t xml:space="preserve">, </w:t>
-      </w:r>
-      <w:r>
-        <w:rPr>
-          <w:rFonts w:ascii="Arial" w:hAnsi="Arial" w:cs="Arial"/>
-          <w:color w:val="333333"/>
-          <w:sz w:val="22"/>
-          <w:szCs w:val="22"/>
-        </w:rPr>
-        <w:t>диплом 3 степени.</w:t>
-      </w:r>
-      <w:r>
-        <w:rPr>
-          <w:rFonts w:ascii="Arial" w:hAnsi="Arial" w:cs="Arial"/>
-          <w:color w:val="333333"/>
-          <w:sz w:val="22"/>
-          <w:szCs w:val="22"/>
-        </w:rPr>
-        <w:t xml:space="preserve"> </w:t>
-      </w:r>
-    </w:p>
-    <w:p>
-      <w:pPr>
-        <w:pStyle w:val="a8"/>
-        <w:numPr>
-          <w:ilvl w:val="0"/>
-          <w:numId w:val="11"/>
-        </w:numPr>
-        <w:shd w:val="clear" w:color="auto" w:fill="FFFFFF"/>
-        <w:spacing w:before="90" w:beforeAutospacing="0" w:after="90" w:afterAutospacing="0"/>
-        <w:rPr>
-          <w:rFonts w:ascii="Arial" w:hAnsi="Arial" w:cs="Arial"/>
-          <w:i/>
-          <w:iCs/>
-          <w:color w:val="333333"/>
-          <w:sz w:val="22"/>
-          <w:szCs w:val="22"/>
-          <w:lang w:val="en-US"/>
-        </w:rPr>
-      </w:pPr>
-      <w:r>
-        <w:rPr>
-          <w:rFonts w:ascii="Arial" w:hAnsi="Arial" w:cs="Arial"/>
-          <w:color w:val="333333"/>
-          <w:sz w:val="22"/>
-          <w:szCs w:val="22"/>
-        </w:rPr>
-        <w:t>Четвертьфинал</w:t>
-      </w:r>
-      <w:r>
-        <w:rPr>
-          <w:rFonts w:ascii="Arial" w:hAnsi="Arial" w:cs="Arial"/>
-          <w:color w:val="333333"/>
-          <w:sz w:val="22"/>
-          <w:szCs w:val="22"/>
-          <w:lang w:val="en-GB"/>
-        </w:rPr>
-        <w:t xml:space="preserve"> </w:t>
-      </w:r>
-      <w:r>
-        <w:rPr>
-          <w:rFonts w:ascii="Arial" w:hAnsi="Arial" w:cs="Arial"/>
-          <w:color w:val="333333"/>
-          <w:sz w:val="22"/>
-          <w:szCs w:val="22"/>
-          <w:lang w:val="en-US"/>
-        </w:rPr>
-        <w:t>(</w:t>
-      </w:r>
-      <w:r>
-        <w:rPr>
-          <w:rFonts w:ascii="Arial" w:hAnsi="Arial" w:cs="Arial"/>
-          <w:color w:val="333333"/>
-          <w:sz w:val="22"/>
-          <w:szCs w:val="22"/>
-        </w:rPr>
-        <w:t>Саратов</w:t>
-      </w:r>
-      <w:r>
-        <w:rPr>
-          <w:rFonts w:ascii="Arial" w:hAnsi="Arial" w:cs="Arial"/>
-          <w:color w:val="333333"/>
-          <w:sz w:val="22"/>
-          <w:szCs w:val="22"/>
-          <w:lang w:val="en-US"/>
-        </w:rPr>
-        <w:t>)</w:t>
-      </w:r>
-      <w:r>
-        <w:rPr>
-          <w:rFonts w:ascii="Arial" w:hAnsi="Arial" w:cs="Arial"/>
-          <w:color w:val="333333"/>
-          <w:sz w:val="22"/>
-          <w:szCs w:val="22"/>
-        </w:rPr>
-        <w:t xml:space="preserve">: </w:t>
-      </w:r>
-      <w:r>
-        <w:rPr>
-          <w:rFonts w:ascii="Arial" w:hAnsi="Arial" w:cs="Arial"/>
-          <w:color w:val="333333"/>
-          <w:sz w:val="22"/>
-          <w:szCs w:val="22"/>
-          <w:lang w:val="en-US"/>
-        </w:rPr>
-        <w:t>37</w:t>
-      </w:r>
-      <w:r>
-        <w:rPr>
-          <w:rFonts w:ascii="Arial" w:hAnsi="Arial" w:cs="Arial"/>
-          <w:color w:val="333333"/>
-          <w:sz w:val="22"/>
-          <w:szCs w:val="22"/>
-        </w:rPr>
-        <w:t xml:space="preserve"> место</w:t>
-      </w:r>
-      <w:r>
-        <w:rPr>
-          <w:rFonts w:ascii="Arial" w:hAnsi="Arial" w:cs="Arial"/>
-          <w:color w:val="333333"/>
-          <w:sz w:val="22"/>
-          <w:szCs w:val="22"/>
-          <w:lang w:val="en-US"/>
-        </w:rPr>
-        <w:t>.</w:t>
-      </w:r>
-      <w:bookmarkEnd w:id="1"/>
-    </w:p>
-    <w:p>
-      <w:pPr>
-        <w:pStyle w:val="a8"/>
-        <w:shd w:val="clear" w:color="auto" w:fill="FFFFFF"/>
-        <w:spacing w:before="90" w:beforeAutospacing="0" w:after="90" w:afterAutospacing="0"/>
-        <w:rPr>
-          <w:rFonts w:ascii="Arial" w:hAnsi="Arial" w:cs="Arial"/>
-          <w:i/>
-          <w:iCs/>
-          <w:color w:val="333333"/>
-          <w:sz w:val="22"/>
-          <w:szCs w:val="22"/>
-          <w:lang w:val="en-US"/>
-        </w:rPr>
-      </w:pPr>
-      <w:r>
-        <w:rPr>
-          <w:rFonts w:ascii="Arial" w:hAnsi="Arial" w:cs="Arial"/>
           <w:color w:val="333333"/>
           <w:sz w:val="22"/>
           <w:szCs w:val="22"/>
@@ -3430,24 +3182,6 @@
           <w:sz w:val="22"/>
           <w:szCs w:val="22"/>
         </w:rPr>
-        <w:t xml:space="preserve">, </w:t>
-      </w:r>
-      <w:r>
-        <w:rPr>
-          <w:rFonts w:ascii="Arial" w:hAnsi="Arial" w:cs="Arial"/>
-          <w:color w:val="333333"/>
-          <w:sz w:val="22"/>
-          <w:szCs w:val="22"/>
-        </w:rPr>
-        <w:t>диплом 2 степени.</w:t>
-      </w:r>
-      <w:r>
-        <w:rPr>
-          <w:rFonts w:ascii="Arial" w:hAnsi="Arial" w:cs="Arial"/>
-          <w:color w:val="333333"/>
-          <w:sz w:val="22"/>
-          <w:szCs w:val="22"/>
-        </w:rPr>
         <w:t xml:space="preserve"> </w:t>
       </w:r>
     </w:p>
@@ -3554,6 +3288,314 @@
         </w:rPr>
         <w:t>.</w:t>
       </w:r>
+    </w:p>
+    <w:p>
+      <w:pPr>
+        <w:pStyle w:val="a8"/>
+        <w:shd w:val="clear" w:color="auto" w:fill="FFFFFF"/>
+        <w:spacing w:before="90" w:beforeAutospacing="0" w:after="90" w:afterAutospacing="0"/>
+        <w:ind w:left="720"/>
+        <w:rPr>
+          <w:rFonts w:ascii="Arial" w:hAnsi="Arial" w:cs="Arial"/>
+          <w:color w:val="333333"/>
+          <w:sz w:val="22"/>
+          <w:szCs w:val="22"/>
+          <w:lang w:val="en-US"/>
+        </w:rPr>
+      </w:pPr>
+    </w:p>
+    <w:p>
+      <w:pPr>
+        <w:pStyle w:val="a8"/>
+        <w:shd w:val="clear" w:color="auto" w:fill="FFFFFF"/>
+        <w:spacing w:before="90" w:beforeAutospacing="0" w:after="90" w:afterAutospacing="0"/>
+        <w:rPr>
+          <w:rFonts w:ascii="Arial" w:hAnsi="Arial" w:cs="Arial"/>
+          <w:i/>
+          <w:iCs/>
+          <w:color w:val="333333"/>
+          <w:sz w:val="22"/>
+          <w:szCs w:val="22"/>
+          <w:lang w:val="en-US"/>
+        </w:rPr>
+      </w:pPr>
+      <w:r>
+        <w:rPr>
+          <w:rFonts w:ascii="Arial" w:hAnsi="Arial" w:cs="Arial"/>
+          <w:i/>
+          <w:iCs/>
+          <w:color w:val="333333"/>
+          <w:sz w:val="22"/>
+          <w:szCs w:val="22"/>
+          <w:lang w:val="en-GB"/>
+        </w:rPr>
+        <w:t>ICPC</w:t>
+      </w:r>
+      <w:r>
+        <w:rPr>
+          <w:rFonts w:ascii="Arial" w:hAnsi="Arial" w:cs="Arial"/>
+          <w:i/>
+          <w:iCs/>
+          <w:color w:val="333333"/>
+          <w:sz w:val="22"/>
+          <w:szCs w:val="22"/>
+        </w:rPr>
+        <w:t xml:space="preserve"> 202</w:t>
+      </w:r>
+      <w:r>
+        <w:rPr>
+          <w:rFonts w:ascii="Arial" w:hAnsi="Arial" w:cs="Arial"/>
+          <w:i/>
+          <w:iCs/>
+          <w:color w:val="333333"/>
+          <w:sz w:val="22"/>
+          <w:szCs w:val="22"/>
+          <w:lang w:val="en-US"/>
+        </w:rPr>
+        <w:t>5</w:t>
+      </w:r>
+      <w:r>
+        <w:rPr>
+          <w:rFonts w:ascii="Arial" w:hAnsi="Arial" w:cs="Arial"/>
+          <w:i/>
+          <w:iCs/>
+          <w:color w:val="333333"/>
+          <w:sz w:val="22"/>
+          <w:szCs w:val="22"/>
+        </w:rPr>
+        <w:t>-202</w:t>
+      </w:r>
+      <w:r>
+        <w:rPr>
+          <w:rFonts w:ascii="Arial" w:hAnsi="Arial" w:cs="Arial"/>
+          <w:i/>
+          <w:iCs/>
+          <w:color w:val="333333"/>
+          <w:sz w:val="22"/>
+          <w:szCs w:val="22"/>
+          <w:lang w:val="en-US"/>
+        </w:rPr>
+        <w:t>6</w:t>
+      </w:r>
+    </w:p>
+    <w:p>
+      <w:pPr>
+        <w:pStyle w:val="a8"/>
+        <w:numPr>
+          <w:ilvl w:val="0"/>
+          <w:numId w:val="12"/>
+        </w:numPr>
+        <w:shd w:val="clear" w:color="auto" w:fill="FFFFFF"/>
+        <w:spacing w:before="90" w:beforeAutospacing="0" w:after="90" w:afterAutospacing="0"/>
+        <w:rPr>
+          <w:rFonts w:ascii="Arial" w:hAnsi="Arial" w:cs="Arial"/>
+          <w:color w:val="333333"/>
+          <w:sz w:val="22"/>
+          <w:szCs w:val="22"/>
+        </w:rPr>
+      </w:pPr>
+      <w:r>
+        <w:rPr>
+          <w:rFonts w:ascii="Arial" w:hAnsi="Arial" w:cs="Arial"/>
+          <w:color w:val="333333"/>
+          <w:sz w:val="22"/>
+          <w:szCs w:val="22"/>
+        </w:rPr>
+        <w:t>Квалификация</w:t>
+      </w:r>
+      <w:r>
+        <w:rPr>
+          <w:rFonts w:ascii="Arial" w:hAnsi="Arial" w:cs="Arial"/>
+          <w:color w:val="333333"/>
+          <w:sz w:val="22"/>
+          <w:szCs w:val="22"/>
+        </w:rPr>
+        <w:t xml:space="preserve"> (</w:t>
+      </w:r>
+      <w:r>
+        <w:rPr>
+          <w:rFonts w:ascii="Arial" w:hAnsi="Arial" w:cs="Arial"/>
+          <w:color w:val="333333"/>
+          <w:sz w:val="22"/>
+          <w:szCs w:val="22"/>
+        </w:rPr>
+        <w:t>Нижний Новгород</w:t>
+      </w:r>
+      <w:r>
+        <w:rPr>
+          <w:rFonts w:ascii="Arial" w:hAnsi="Arial" w:cs="Arial"/>
+          <w:color w:val="333333"/>
+          <w:sz w:val="22"/>
+          <w:szCs w:val="22"/>
+        </w:rPr>
+        <w:t>):</w:t>
+      </w:r>
+      <w:r>
+        <w:rPr>
+          <w:rFonts w:ascii="Arial" w:hAnsi="Arial" w:cs="Arial"/>
+          <w:color w:val="333333"/>
+          <w:sz w:val="22"/>
+          <w:szCs w:val="22"/>
+        </w:rPr>
+        <w:t xml:space="preserve"> </w:t>
+      </w:r>
+      <w:r>
+        <w:rPr>
+          <w:rFonts w:ascii="Arial" w:hAnsi="Arial" w:cs="Arial"/>
+          <w:color w:val="333333"/>
+          <w:sz w:val="22"/>
+          <w:szCs w:val="22"/>
+          <w:lang w:val="en-US"/>
+        </w:rPr>
+        <w:t>16</w:t>
+      </w:r>
+      <w:r>
+        <w:rPr>
+          <w:rFonts w:ascii="Arial" w:hAnsi="Arial" w:cs="Arial"/>
+          <w:color w:val="333333"/>
+          <w:sz w:val="22"/>
+          <w:szCs w:val="22"/>
+        </w:rPr>
+        <w:t xml:space="preserve"> место</w:t>
+      </w:r>
+      <w:r>
+        <w:rPr>
+          <w:rFonts w:ascii="Arial" w:hAnsi="Arial" w:cs="Arial"/>
+          <w:color w:val="333333"/>
+          <w:sz w:val="22"/>
+          <w:szCs w:val="22"/>
+        </w:rPr>
+        <w:t xml:space="preserve"> </w:t>
+      </w:r>
+    </w:p>
+    <w:p>
+      <w:pPr>
+        <w:pStyle w:val="a8"/>
+        <w:numPr>
+          <w:ilvl w:val="0"/>
+          <w:numId w:val="12"/>
+        </w:numPr>
+        <w:shd w:val="clear" w:color="auto" w:fill="FFFFFF"/>
+        <w:spacing w:before="90" w:beforeAutospacing="0" w:after="90" w:afterAutospacing="0"/>
+        <w:rPr>
+          <w:rFonts w:ascii="Arial" w:hAnsi="Arial" w:cs="Arial"/>
+          <w:color w:val="333333"/>
+          <w:sz w:val="22"/>
+          <w:szCs w:val="22"/>
+          <w:lang w:val="en-US"/>
+        </w:rPr>
+      </w:pPr>
+      <w:r>
+        <w:rPr>
+          <w:rFonts w:ascii="Arial" w:hAnsi="Arial" w:cs="Arial"/>
+          <w:color w:val="333333"/>
+          <w:sz w:val="22"/>
+          <w:szCs w:val="22"/>
+        </w:rPr>
+        <w:t>Четвертьфинал</w:t>
+      </w:r>
+      <w:r>
+        <w:rPr>
+          <w:rFonts w:ascii="Arial" w:hAnsi="Arial" w:cs="Arial"/>
+          <w:color w:val="333333"/>
+          <w:sz w:val="22"/>
+          <w:szCs w:val="22"/>
+          <w:lang w:val="en-GB"/>
+        </w:rPr>
+        <w:t xml:space="preserve"> </w:t>
+      </w:r>
+      <w:r>
+        <w:rPr>
+          <w:rFonts w:ascii="Arial" w:hAnsi="Arial" w:cs="Arial"/>
+          <w:color w:val="333333"/>
+          <w:sz w:val="22"/>
+          <w:szCs w:val="22"/>
+          <w:lang w:val="en-US"/>
+        </w:rPr>
+        <w:t>(</w:t>
+      </w:r>
+      <w:r>
+        <w:rPr>
+          <w:rFonts w:ascii="Arial" w:hAnsi="Arial" w:cs="Arial"/>
+          <w:color w:val="333333"/>
+          <w:sz w:val="22"/>
+          <w:szCs w:val="22"/>
+        </w:rPr>
+        <w:t>Саратов</w:t>
+      </w:r>
+      <w:r>
+        <w:rPr>
+          <w:rFonts w:ascii="Arial" w:hAnsi="Arial" w:cs="Arial"/>
+          <w:color w:val="333333"/>
+          <w:sz w:val="22"/>
+          <w:szCs w:val="22"/>
+          <w:lang w:val="en-US"/>
+        </w:rPr>
+        <w:t>)</w:t>
+      </w:r>
+      <w:r>
+        <w:rPr>
+          <w:rFonts w:ascii="Arial" w:hAnsi="Arial" w:cs="Arial"/>
+          <w:color w:val="333333"/>
+          <w:sz w:val="22"/>
+          <w:szCs w:val="22"/>
+        </w:rPr>
+        <w:t>:</w:t>
+      </w:r>
+      <w:r>
+        <w:rPr>
+          <w:rFonts w:ascii="Arial" w:hAnsi="Arial" w:cs="Arial"/>
+          <w:color w:val="333333"/>
+          <w:sz w:val="22"/>
+          <w:szCs w:val="22"/>
+          <w:lang w:val="en-US"/>
+        </w:rPr>
+        <w:t xml:space="preserve"> </w:t>
+      </w:r>
+      <w:r>
+        <w:rPr>
+          <w:rFonts w:ascii="Arial" w:hAnsi="Arial" w:cs="Arial"/>
+          <w:color w:val="333333"/>
+          <w:sz w:val="22"/>
+          <w:szCs w:val="22"/>
+          <w:lang w:val="en-US"/>
+        </w:rPr>
+        <w:t xml:space="preserve">21 </w:t>
+      </w:r>
+      <w:r>
+        <w:rPr>
+          <w:rFonts w:ascii="Arial" w:hAnsi="Arial" w:cs="Arial"/>
+          <w:color w:val="333333"/>
+          <w:sz w:val="22"/>
+          <w:szCs w:val="22"/>
+        </w:rPr>
+        <w:t>место</w:t>
+      </w:r>
+      <w:r>
+        <w:rPr>
+          <w:rFonts w:ascii="Arial" w:hAnsi="Arial" w:cs="Arial"/>
+          <w:color w:val="333333"/>
+          <w:sz w:val="22"/>
+          <w:szCs w:val="22"/>
+          <w:lang w:val="en-US"/>
+        </w:rPr>
+        <w:t>.</w:t>
+      </w:r>
+    </w:p>
+    <w:p>
+      <w:pPr>
+        <w:pStyle w:val="a8"/>
+        <w:shd w:val="clear" w:color="auto" w:fill="FFFFFF"/>
+        <w:spacing w:before="90" w:beforeAutospacing="0" w:after="90" w:afterAutospacing="0"/>
+        <w:ind w:left="720"/>
+        <w:rPr>
+          <w:rFonts w:ascii="Arial" w:hAnsi="Arial" w:cs="Arial"/>
+          <w:color w:val="333333"/>
+          <w:sz w:val="22"/>
+          <w:szCs w:val="22"/>
+          <w:lang w:val="en-US"/>
+        </w:rPr>
+      </w:pPr>
     </w:p>
     <w:sectPr>
       <w:type w:val="continuous"/>

--- a/resume_mironov_arseniy_ru.docx
+++ b/resume_mironov_arseniy_ru.docx
@@ -82,7 +82,7 @@
                 <w:noProof/>
               </w:rPr>
               <w:drawing>
-                <wp:inline distT="0" distB="0" distL="0" distR="0" wp14:anchorId="193C9AE0" wp14:editId="64162821">
+                <wp:inline distT="0" distB="0" distL="0" distR="0" wp14:anchorId="193C9AE0" wp14:editId="669675F1">
                   <wp:extent cx="1613349" cy="2449901"/>
                   <wp:effectExtent l="0" t="0" r="6350" b="7620"/>
                   <wp:docPr id="2012595320" name="Рисунок 1"/>
@@ -93,7 +93,7 @@
                     <a:graphicData uri="http://schemas.openxmlformats.org/drawingml/2006/picture">
                       <pic:pic xmlns:pic="http://schemas.openxmlformats.org/drawingml/2006/picture">
                         <pic:nvPicPr>
-                          <pic:cNvPr id="2012595320" name=""/>
+                          <pic:cNvPr id="2012595320" name="Рисунок 1"/>
                           <pic:cNvPicPr/>
                         </pic:nvPicPr>
                         <pic:blipFill>
@@ -105,7 +105,7 @@
                         <pic:spPr>
                           <a:xfrm>
                             <a:off x="0" y="0"/>
-                            <a:ext cx="1632712" cy="2479305"/>
+                            <a:ext cx="1613349" cy="2449901"/>
                           </a:xfrm>
                           <a:prstGeom prst="rect">
                             <a:avLst/>
@@ -224,7 +224,14 @@
                 <w:rFonts w:ascii="Arial" w:hAnsi="Arial" w:cs="Arial"/>
                 <w:lang w:val="ru-RU"/>
               </w:rPr>
-              <w:t xml:space="preserve">1 </w:t>
+              <w:t>2</w:t>
+            </w:r>
+            <w:r>
+              <w:rPr>
+                <w:rFonts w:ascii="Arial" w:hAnsi="Arial" w:cs="Arial"/>
+                <w:lang w:val="ru-RU"/>
+              </w:rPr>
+              <w:t xml:space="preserve"> </w:t>
             </w:r>
             <w:r>
               <w:rPr>
@@ -232,6 +239,13 @@
                 <w:lang w:val="ru-RU"/>
               </w:rPr>
               <w:t>год</w:t>
+            </w:r>
+            <w:r>
+              <w:rPr>
+                <w:rFonts w:ascii="Arial" w:hAnsi="Arial" w:cs="Arial"/>
+                <w:lang w:val="ru-RU"/>
+              </w:rPr>
+              <w:t>а</w:t>
             </w:r>
           </w:p>
           <w:p>
@@ -278,23 +292,9 @@
             <w:r>
               <w:rPr>
                 <w:rFonts w:ascii="Arial" w:hAnsi="Arial" w:cs="Arial"/>
-                <w:lang w:val="en-US"/>
-              </w:rPr>
-              <w:t>Nizhny</w:t>
-            </w:r>
-            <w:r>
-              <w:rPr>
-                <w:rFonts w:ascii="Arial" w:hAnsi="Arial" w:cs="Arial"/>
-                <w:lang w:val="ru-RU"/>
-              </w:rPr>
-              <w:t xml:space="preserve"> </w:t>
-            </w:r>
-            <w:r>
-              <w:rPr>
-                <w:rFonts w:ascii="Arial" w:hAnsi="Arial" w:cs="Arial"/>
-                <w:lang w:val="en-US"/>
-              </w:rPr>
-              <w:t>Novgorod</w:t>
+                <w:lang w:val="ru-RU"/>
+              </w:rPr>
+              <w:t>Нижний Новгород</w:t>
             </w:r>
           </w:p>
           <w:p>
@@ -1365,7 +1365,14 @@
                 <w:rFonts w:ascii="Arial" w:eastAsia="Times New Roman" w:hAnsi="Arial" w:cs="Arial"/>
                 <w:lang w:val="ru-RU"/>
               </w:rPr>
-              <w:t xml:space="preserve">1 курс </w:t>
+              <w:t>1 курс</w:t>
+            </w:r>
+            <w:r>
+              <w:rPr>
+                <w:rFonts w:ascii="Arial" w:eastAsia="Times New Roman" w:hAnsi="Arial" w:cs="Arial"/>
+                <w:lang w:val="ru-RU"/>
+              </w:rPr>
+              <w:t xml:space="preserve"> </w:t>
             </w:r>
           </w:p>
         </w:tc>
@@ -1479,6 +1486,25 @@
     </w:p>
     <w:p>
       <w:pPr>
+        <w:pBdr>
+          <w:bottom w:val="single" w:sz="6" w:space="0" w:color="auto"/>
+        </w:pBdr>
+        <w:tabs>
+          <w:tab w:val="left" w:pos="7230"/>
+        </w:tabs>
+        <w:spacing w:after="0"/>
+        <w:rPr>
+          <w:rFonts w:cs="Calibri"/>
+          <w:caps/>
+          <w:spacing w:val="20"/>
+          <w:sz w:val="24"/>
+          <w:szCs w:val="24"/>
+          <w:lang w:val="ru-RU"/>
+        </w:rPr>
+      </w:pPr>
+    </w:p>
+    <w:p>
+      <w:pPr>
         <w:tabs>
           <w:tab w:val="left" w:pos="7230"/>
         </w:tabs>
@@ -1562,7 +1588,7 @@
           <w:b/>
           <w:bCs/>
           <w:color w:val="757575"/>
-          <w:lang w:val="en-US"/>
+          <w:lang w:val="ru-RU"/>
         </w:rPr>
       </w:pPr>
       <w:r>
@@ -1639,7 +1665,7 @@
           <w:color w:val="757575"/>
           <w:lang w:val="ru-RU"/>
         </w:rPr>
-        <w:t>Июль – Август 2025</w:t>
+        <w:t>Июль</w:t>
       </w:r>
       <w:r>
         <w:rPr>
@@ -1651,7 +1677,7 @@
           <w:color w:val="757575"/>
           <w:lang w:val="ru-RU"/>
         </w:rPr>
-        <w:t xml:space="preserve">, </w:t>
+        <w:t xml:space="preserve"> </w:t>
       </w:r>
       <w:r>
         <w:rPr>
@@ -1661,9 +1687,185 @@
           <w:i/>
           <w:iCs/>
           <w:color w:val="757575"/>
-          <w:lang w:val="ru-RU"/>
-        </w:rPr>
-        <w:t>Нижний Новгород</w:t>
+        </w:rPr>
+        <w:t>—</w:t>
+      </w:r>
+      <w:r>
+        <w:rPr>
+          <w:rFonts w:ascii="Arial" w:hAnsi="Arial" w:cs="Arial"/>
+          <w:b/>
+          <w:bCs/>
+          <w:i/>
+          <w:iCs/>
+          <w:color w:val="757575"/>
+          <w:lang w:val="ru-RU"/>
+        </w:rPr>
+        <w:t xml:space="preserve"> </w:t>
+      </w:r>
+      <w:r>
+        <w:rPr>
+          <w:rFonts w:ascii="Arial" w:hAnsi="Arial" w:cs="Arial"/>
+          <w:b/>
+          <w:bCs/>
+          <w:i/>
+          <w:iCs/>
+          <w:color w:val="757575"/>
+          <w:lang w:val="ru-RU"/>
+        </w:rPr>
+        <w:t>Август</w:t>
+      </w:r>
+      <w:r>
+        <w:rPr>
+          <w:rFonts w:ascii="Arial" w:hAnsi="Arial" w:cs="Arial"/>
+          <w:b/>
+          <w:bCs/>
+          <w:i/>
+          <w:iCs/>
+          <w:color w:val="757575"/>
+          <w:lang w:val="ru-RU"/>
+        </w:rPr>
+        <w:t xml:space="preserve"> 2025</w:t>
+      </w:r>
+      <w:r>
+        <w:rPr>
+          <w:rFonts w:ascii="Arial" w:hAnsi="Arial" w:cs="Arial"/>
+          <w:b/>
+          <w:bCs/>
+          <w:i/>
+          <w:iCs/>
+          <w:color w:val="757575"/>
+          <w:lang w:val="ru-RU"/>
+        </w:rPr>
+        <w:t xml:space="preserve">, </w:t>
+      </w:r>
+      <w:r>
+        <w:rPr>
+          <w:rFonts w:ascii="Arial" w:hAnsi="Arial" w:cs="Arial"/>
+          <w:b/>
+          <w:bCs/>
+          <w:i/>
+          <w:iCs/>
+          <w:color w:val="757575"/>
+          <w:lang w:val="ru-RU"/>
+        </w:rPr>
+        <w:t>Нижний</w:t>
+      </w:r>
+      <w:r>
+        <w:rPr>
+          <w:rFonts w:ascii="Arial" w:hAnsi="Arial" w:cs="Arial"/>
+          <w:b/>
+          <w:bCs/>
+          <w:i/>
+          <w:iCs/>
+          <w:color w:val="757575"/>
+          <w:lang w:val="ru-RU"/>
+        </w:rPr>
+        <w:t xml:space="preserve"> </w:t>
+      </w:r>
+      <w:r>
+        <w:rPr>
+          <w:rFonts w:ascii="Arial" w:hAnsi="Arial" w:cs="Arial"/>
+          <w:b/>
+          <w:bCs/>
+          <w:i/>
+          <w:iCs/>
+          <w:color w:val="757575"/>
+          <w:lang w:val="ru-RU"/>
+        </w:rPr>
+        <w:t>Новгород</w:t>
+      </w:r>
+    </w:p>
+    <w:p>
+      <w:pPr>
+        <w:jc w:val="both"/>
+        <w:rPr>
+          <w:rFonts w:ascii="Arial" w:hAnsi="Arial" w:cs="Arial"/>
+          <w:lang w:val="ru-RU"/>
+        </w:rPr>
+      </w:pPr>
+      <w:r>
+        <w:rPr>
+          <w:rFonts w:ascii="Arial" w:hAnsi="Arial" w:cs="Arial"/>
+          <w:lang w:val="ru-RU"/>
+        </w:rPr>
+        <w:t xml:space="preserve">Основные обязанности </w:t>
+      </w:r>
+      <w:r>
+        <w:rPr>
+          <w:rFonts w:ascii="Arial" w:hAnsi="Arial" w:cs="Arial"/>
+          <w:lang w:val="ru-RU"/>
+        </w:rPr>
+        <w:t>—</w:t>
+      </w:r>
+      <w:r>
+        <w:rPr>
+          <w:rFonts w:ascii="Arial" w:hAnsi="Arial" w:cs="Arial"/>
+          <w:lang w:val="ru-RU"/>
+        </w:rPr>
+        <w:t xml:space="preserve"> </w:t>
+      </w:r>
+      <w:r>
+        <w:rPr>
+          <w:rFonts w:ascii="Arial" w:hAnsi="Arial" w:cs="Arial"/>
+          <w:lang w:val="ru-RU"/>
+        </w:rPr>
+        <w:t xml:space="preserve">исследование поддержки раздельного запуска этапов </w:t>
+      </w:r>
+      <w:r>
+        <w:rPr>
+          <w:rFonts w:ascii="Arial" w:hAnsi="Arial" w:cs="Arial"/>
+          <w:lang w:val="en-US"/>
+        </w:rPr>
+        <w:t>prefill</w:t>
+      </w:r>
+      <w:r>
+        <w:rPr>
+          <w:rFonts w:ascii="Arial" w:hAnsi="Arial" w:cs="Arial"/>
+          <w:lang w:val="ru-RU"/>
+        </w:rPr>
+        <w:t xml:space="preserve"> </w:t>
+      </w:r>
+      <w:r>
+        <w:rPr>
+          <w:rFonts w:ascii="Arial" w:hAnsi="Arial" w:cs="Arial"/>
+          <w:lang w:val="ru-RU"/>
+        </w:rPr>
+        <w:t xml:space="preserve">и </w:t>
+      </w:r>
+      <w:r>
+        <w:rPr>
+          <w:rFonts w:ascii="Arial" w:hAnsi="Arial" w:cs="Arial"/>
+          <w:lang w:val="en-US"/>
+        </w:rPr>
+        <w:t>decode</w:t>
+      </w:r>
+      <w:r>
+        <w:rPr>
+          <w:rFonts w:ascii="Arial" w:hAnsi="Arial" w:cs="Arial"/>
+          <w:lang w:val="ru-RU"/>
+        </w:rPr>
+        <w:t xml:space="preserve"> </w:t>
+      </w:r>
+      <w:r>
+        <w:rPr>
+          <w:rFonts w:ascii="Arial" w:hAnsi="Arial" w:cs="Arial"/>
+          <w:lang w:val="ru-RU"/>
+        </w:rPr>
+        <w:t xml:space="preserve">в фреймворке </w:t>
+      </w:r>
+      <w:r>
+        <w:rPr>
+          <w:rFonts w:ascii="Arial" w:hAnsi="Arial" w:cs="Arial"/>
+          <w:lang w:val="en-US"/>
+        </w:rPr>
+        <w:t>vLLM</w:t>
+      </w:r>
+      <w:r>
+        <w:rPr>
+          <w:rFonts w:ascii="Arial" w:hAnsi="Arial" w:cs="Arial"/>
+          <w:lang w:val="ru-RU"/>
+        </w:rPr>
+        <w:t>.</w:t>
       </w:r>
     </w:p>
     <w:p>
@@ -1684,6 +1886,7 @@
           <w:rFonts w:ascii="Arial" w:eastAsia="Arial" w:hAnsi="Arial" w:cs="Arial"/>
           <w:lang w:val="ru-RU"/>
         </w:rPr>
+        <w:lastRenderedPageBreak/>
         <w:t xml:space="preserve">Адаптировал </w:t>
       </w:r>
       <w:r>
@@ -1834,7 +2037,415 @@
         <w:t>ускорителях.</w:t>
       </w:r>
     </w:p>
-    <w:bookmarkEnd w:id="0"/>
+    <w:p>
+      <w:pPr>
+        <w:jc w:val="both"/>
+        <w:rPr>
+          <w:rFonts w:ascii="Arial" w:hAnsi="Arial" w:cs="Arial"/>
+          <w:b/>
+          <w:bCs/>
+          <w:color w:val="757575"/>
+          <w:lang w:val="ru-RU"/>
+        </w:rPr>
+      </w:pPr>
+    </w:p>
+    <w:p>
+      <w:pPr>
+        <w:jc w:val="both"/>
+        <w:rPr>
+          <w:rFonts w:ascii="Arial" w:hAnsi="Arial" w:cs="Arial"/>
+          <w:b/>
+          <w:bCs/>
+          <w:color w:val="757575"/>
+          <w:lang w:val="en-US"/>
+        </w:rPr>
+      </w:pPr>
+      <w:r>
+        <w:rPr>
+          <w:rFonts w:ascii="Arial" w:hAnsi="Arial" w:cs="Arial"/>
+          <w:b/>
+          <w:bCs/>
+          <w:color w:val="757575"/>
+          <w:lang w:val="en-US"/>
+        </w:rPr>
+        <w:t>Assistant Engineer, Huawei</w:t>
+      </w:r>
+    </w:p>
+    <w:p>
+      <w:pPr>
+        <w:jc w:val="both"/>
+        <w:rPr>
+          <w:rFonts w:ascii="Arial" w:hAnsi="Arial" w:cs="Arial"/>
+          <w:b/>
+          <w:bCs/>
+          <w:i/>
+          <w:iCs/>
+          <w:color w:val="757575"/>
+          <w:lang w:val="en-US"/>
+        </w:rPr>
+      </w:pPr>
+      <w:r>
+        <w:rPr>
+          <w:rFonts w:ascii="Arial" w:hAnsi="Arial" w:cs="Arial"/>
+          <w:b/>
+          <w:bCs/>
+          <w:i/>
+          <w:iCs/>
+          <w:color w:val="757575"/>
+          <w:lang w:val="ru-RU"/>
+        </w:rPr>
+        <w:t>Январь</w:t>
+      </w:r>
+      <w:r>
+        <w:rPr>
+          <w:rFonts w:ascii="Arial" w:hAnsi="Arial" w:cs="Arial"/>
+          <w:b/>
+          <w:bCs/>
+          <w:i/>
+          <w:iCs/>
+          <w:color w:val="757575"/>
+          <w:lang w:val="en-US"/>
+        </w:rPr>
+        <w:t xml:space="preserve"> 2026 </w:t>
+      </w:r>
+      <w:r>
+        <w:rPr>
+          <w:rFonts w:ascii="Arial" w:hAnsi="Arial" w:cs="Arial"/>
+          <w:b/>
+          <w:bCs/>
+          <w:i/>
+          <w:iCs/>
+          <w:color w:val="757575"/>
+        </w:rPr>
+        <w:t>—</w:t>
+      </w:r>
+      <w:r>
+        <w:rPr>
+          <w:rFonts w:ascii="Arial" w:hAnsi="Arial" w:cs="Arial"/>
+          <w:b/>
+          <w:bCs/>
+          <w:i/>
+          <w:iCs/>
+          <w:color w:val="757575"/>
+          <w:lang w:val="en-US"/>
+        </w:rPr>
+        <w:t xml:space="preserve"> </w:t>
+      </w:r>
+      <w:r>
+        <w:rPr>
+          <w:rFonts w:ascii="Arial" w:hAnsi="Arial" w:cs="Arial"/>
+          <w:b/>
+          <w:bCs/>
+          <w:i/>
+          <w:iCs/>
+          <w:color w:val="757575"/>
+          <w:lang w:val="ru-RU"/>
+        </w:rPr>
+        <w:t>н</w:t>
+      </w:r>
+      <w:r>
+        <w:rPr>
+          <w:rFonts w:ascii="Arial" w:hAnsi="Arial" w:cs="Arial"/>
+          <w:b/>
+          <w:bCs/>
+          <w:i/>
+          <w:iCs/>
+          <w:color w:val="757575"/>
+          <w:lang w:val="en-US"/>
+        </w:rPr>
+        <w:t xml:space="preserve">. </w:t>
+      </w:r>
+      <w:r>
+        <w:rPr>
+          <w:rFonts w:ascii="Arial" w:hAnsi="Arial" w:cs="Arial"/>
+          <w:b/>
+          <w:bCs/>
+          <w:i/>
+          <w:iCs/>
+          <w:color w:val="757575"/>
+          <w:lang w:val="ru-RU"/>
+        </w:rPr>
+        <w:t>в</w:t>
+      </w:r>
+      <w:r>
+        <w:rPr>
+          <w:rFonts w:ascii="Arial" w:hAnsi="Arial" w:cs="Arial"/>
+          <w:b/>
+          <w:bCs/>
+          <w:i/>
+          <w:iCs/>
+          <w:color w:val="757575"/>
+          <w:lang w:val="en-US"/>
+        </w:rPr>
+        <w:t xml:space="preserve">., </w:t>
+      </w:r>
+      <w:r>
+        <w:rPr>
+          <w:rFonts w:ascii="Arial" w:hAnsi="Arial" w:cs="Arial"/>
+          <w:b/>
+          <w:bCs/>
+          <w:i/>
+          <w:iCs/>
+          <w:color w:val="757575"/>
+          <w:lang w:val="ru-RU"/>
+        </w:rPr>
+        <w:t>Нижний</w:t>
+      </w:r>
+      <w:r>
+        <w:rPr>
+          <w:rFonts w:ascii="Arial" w:hAnsi="Arial" w:cs="Arial"/>
+          <w:b/>
+          <w:bCs/>
+          <w:i/>
+          <w:iCs/>
+          <w:color w:val="757575"/>
+          <w:lang w:val="en-US"/>
+        </w:rPr>
+        <w:t xml:space="preserve"> </w:t>
+      </w:r>
+      <w:r>
+        <w:rPr>
+          <w:rFonts w:ascii="Arial" w:hAnsi="Arial" w:cs="Arial"/>
+          <w:b/>
+          <w:bCs/>
+          <w:i/>
+          <w:iCs/>
+          <w:color w:val="757575"/>
+          <w:lang w:val="ru-RU"/>
+        </w:rPr>
+        <w:t>Новгород</w:t>
+      </w:r>
+      <w:bookmarkEnd w:id="0"/>
+    </w:p>
+    <w:p>
+      <w:pPr>
+        <w:jc w:val="both"/>
+        <w:rPr>
+          <w:rFonts w:ascii="Arial" w:hAnsi="Arial" w:cs="Arial"/>
+          <w:lang w:val="ru-RU"/>
+        </w:rPr>
+      </w:pPr>
+      <w:r>
+        <w:rPr>
+          <w:rFonts w:ascii="Arial" w:hAnsi="Arial" w:cs="Arial"/>
+          <w:lang w:val="ru-RU"/>
+        </w:rPr>
+        <w:t xml:space="preserve">Основные обязанности </w:t>
+      </w:r>
+      <w:r>
+        <w:rPr>
+          <w:rFonts w:ascii="Arial" w:hAnsi="Arial" w:cs="Arial"/>
+          <w:lang w:val="ru-RU"/>
+        </w:rPr>
+        <w:t>—</w:t>
+      </w:r>
+      <w:r>
+        <w:rPr>
+          <w:rFonts w:ascii="Arial" w:hAnsi="Arial" w:cs="Arial"/>
+          <w:lang w:val="ru-RU"/>
+        </w:rPr>
+        <w:t xml:space="preserve"> п</w:t>
+      </w:r>
+      <w:r>
+        <w:rPr>
+          <w:rFonts w:ascii="Arial" w:hAnsi="Arial" w:cs="Arial"/>
+          <w:lang w:val="ru-RU"/>
+        </w:rPr>
+        <w:t>оддержка и улучшение фреймворка для инференса моделей</w:t>
+      </w:r>
+      <w:r>
+        <w:rPr>
+          <w:rFonts w:ascii="Arial" w:hAnsi="Arial" w:cs="Arial"/>
+          <w:lang w:val="ru-RU"/>
+        </w:rPr>
+        <w:t xml:space="preserve">, </w:t>
+      </w:r>
+      <w:r>
+        <w:rPr>
+          <w:rFonts w:ascii="Arial" w:hAnsi="Arial" w:cs="Arial"/>
+          <w:lang w:val="ru-RU"/>
+        </w:rPr>
+        <w:t>S</w:t>
+      </w:r>
+      <w:r>
+        <w:rPr>
+          <w:rFonts w:ascii="Arial" w:hAnsi="Arial" w:cs="Arial"/>
+          <w:lang w:val="en-US"/>
+        </w:rPr>
+        <w:t>GL</w:t>
+      </w:r>
+      <w:r>
+        <w:rPr>
+          <w:rFonts w:ascii="Arial" w:hAnsi="Arial" w:cs="Arial"/>
+          <w:lang w:val="ru-RU"/>
+        </w:rPr>
+        <w:t>ang</w:t>
+      </w:r>
+      <w:r>
+        <w:rPr>
+          <w:rFonts w:ascii="Arial" w:hAnsi="Arial" w:cs="Arial"/>
+          <w:lang w:val="ru-RU"/>
+        </w:rPr>
+        <w:t>.</w:t>
+      </w:r>
+    </w:p>
+    <w:p>
+      <w:pPr>
+        <w:pStyle w:val="a7"/>
+        <w:numPr>
+          <w:ilvl w:val="0"/>
+          <w:numId w:val="16"/>
+        </w:numPr>
+        <w:jc w:val="both"/>
+        <w:rPr>
+          <w:rFonts w:ascii="Arial" w:eastAsia="Arial" w:hAnsi="Arial" w:cs="Arial"/>
+          <w:lang w:val="ru-RU"/>
+        </w:rPr>
+      </w:pPr>
+      <w:r>
+        <w:rPr>
+          <w:rFonts w:ascii="Arial" w:eastAsia="Arial" w:hAnsi="Arial" w:cs="Arial"/>
+          <w:lang w:val="ru-RU"/>
+        </w:rPr>
+        <w:t xml:space="preserve">Исследование ускорения </w:t>
+      </w:r>
+      <w:r>
+        <w:rPr>
+          <w:rFonts w:ascii="Arial" w:eastAsia="Arial" w:hAnsi="Arial" w:cs="Arial"/>
+          <w:lang w:val="ru-RU"/>
+        </w:rPr>
+        <w:t xml:space="preserve">фазы </w:t>
+      </w:r>
+      <w:r>
+        <w:rPr>
+          <w:rFonts w:ascii="Arial" w:eastAsia="Arial" w:hAnsi="Arial" w:cs="Arial"/>
+          <w:lang w:val="ru-RU"/>
+        </w:rPr>
+        <w:t xml:space="preserve">префилла </w:t>
+      </w:r>
+      <w:r>
+        <w:rPr>
+          <w:rFonts w:ascii="Arial" w:eastAsia="Arial" w:hAnsi="Arial" w:cs="Arial"/>
+          <w:lang w:val="ru-RU"/>
+        </w:rPr>
+        <w:t>модел</w:t>
+      </w:r>
+      <w:r>
+        <w:rPr>
+          <w:rFonts w:ascii="Arial" w:eastAsia="Arial" w:hAnsi="Arial" w:cs="Arial"/>
+          <w:lang w:val="ru-RU"/>
+        </w:rPr>
+        <w:t xml:space="preserve">ей </w:t>
+      </w:r>
+      <w:r>
+        <w:rPr>
+          <w:rFonts w:ascii="Arial" w:eastAsia="Arial" w:hAnsi="Arial" w:cs="Arial"/>
+          <w:lang w:val="en-US"/>
+        </w:rPr>
+        <w:t>Qwen</w:t>
+      </w:r>
+      <w:r>
+        <w:rPr>
+          <w:rFonts w:ascii="Arial" w:eastAsia="Arial" w:hAnsi="Arial" w:cs="Arial"/>
+          <w:lang w:val="ru-RU"/>
+        </w:rPr>
+        <w:t>3</w:t>
+      </w:r>
+    </w:p>
+    <w:p>
+      <w:pPr>
+        <w:pStyle w:val="a7"/>
+        <w:numPr>
+          <w:ilvl w:val="0"/>
+          <w:numId w:val="16"/>
+        </w:numPr>
+        <w:jc w:val="both"/>
+        <w:rPr>
+          <w:rFonts w:ascii="Arial" w:eastAsia="Arial" w:hAnsi="Arial" w:cs="Arial"/>
+          <w:lang w:val="ru-RU"/>
+        </w:rPr>
+      </w:pPr>
+      <w:r>
+        <w:rPr>
+          <w:rFonts w:ascii="Arial" w:eastAsia="Arial" w:hAnsi="Arial" w:cs="Arial"/>
+          <w:lang w:val="ru-RU"/>
+        </w:rPr>
+        <w:t xml:space="preserve">Поддержка механизмов разряженного внимания для диффузионных моделей, исследование поддержки для </w:t>
+      </w:r>
+      <w:r>
+        <w:rPr>
+          <w:rFonts w:ascii="Arial" w:eastAsia="Arial" w:hAnsi="Arial" w:cs="Arial"/>
+          <w:lang w:val="en-US"/>
+        </w:rPr>
+        <w:t>LLM</w:t>
+      </w:r>
+      <w:r>
+        <w:rPr>
+          <w:rFonts w:ascii="Arial" w:eastAsia="Arial" w:hAnsi="Arial" w:cs="Arial"/>
+          <w:lang w:val="ru-RU"/>
+        </w:rPr>
+        <w:t xml:space="preserve">. Ссылка на </w:t>
+      </w:r>
+      <w:hyperlink r:id="rId10" w:history="1">
+        <w:r>
+          <w:rPr>
+            <w:rStyle w:val="a3"/>
+            <w:rFonts w:ascii="Arial" w:eastAsia="Arial" w:hAnsi="Arial" w:cs="Arial"/>
+            <w:lang w:val="en-US"/>
+          </w:rPr>
+          <w:t>Pull Request</w:t>
+        </w:r>
+      </w:hyperlink>
+    </w:p>
+    <w:p>
+      <w:pPr>
+        <w:pStyle w:val="a7"/>
+        <w:numPr>
+          <w:ilvl w:val="0"/>
+          <w:numId w:val="16"/>
+        </w:numPr>
+        <w:jc w:val="both"/>
+        <w:rPr>
+          <w:rFonts w:ascii="Arial" w:eastAsia="Arial" w:hAnsi="Arial" w:cs="Arial"/>
+          <w:lang w:val="ru-RU"/>
+        </w:rPr>
+      </w:pPr>
+      <w:r>
+        <w:rPr>
+          <w:rFonts w:ascii="Arial" w:eastAsia="Arial" w:hAnsi="Arial" w:cs="Arial"/>
+          <w:lang w:val="ru-RU"/>
+        </w:rPr>
+        <w:t xml:space="preserve">Анализ инференса </w:t>
+      </w:r>
+      <w:r>
+        <w:rPr>
+          <w:rFonts w:ascii="Arial" w:eastAsia="Arial" w:hAnsi="Arial" w:cs="Arial"/>
+          <w:lang w:val="en-US"/>
+        </w:rPr>
+        <w:t>diffusion</w:t>
+      </w:r>
+      <w:r>
+        <w:rPr>
+          <w:rFonts w:ascii="Arial" w:eastAsia="Arial" w:hAnsi="Arial" w:cs="Arial"/>
+          <w:lang w:val="ru-RU"/>
+        </w:rPr>
+        <w:t xml:space="preserve"> </w:t>
+      </w:r>
+      <w:r>
+        <w:rPr>
+          <w:rFonts w:ascii="Arial" w:eastAsia="Arial" w:hAnsi="Arial" w:cs="Arial"/>
+          <w:lang w:val="en-US"/>
+        </w:rPr>
+        <w:t>LLM</w:t>
+      </w:r>
+      <w:r>
+        <w:rPr>
+          <w:rFonts w:ascii="Arial" w:eastAsia="Arial" w:hAnsi="Arial" w:cs="Arial"/>
+          <w:lang w:val="ru-RU"/>
+        </w:rPr>
+        <w:t>, поиск узких мест и ускорение инференса</w:t>
+      </w:r>
+    </w:p>
     <w:p>
       <w:pPr>
         <w:pBdr>
@@ -1856,6 +2467,208 @@
     </w:p>
     <w:p>
       <w:pPr>
+        <w:tabs>
+          <w:tab w:val="left" w:pos="7230"/>
+        </w:tabs>
+        <w:spacing w:before="120" w:after="120" w:line="360" w:lineRule="auto"/>
+        <w:jc w:val="center"/>
+        <w:rPr>
+          <w:rFonts w:cs="Calibri"/>
+          <w:b/>
+          <w:caps/>
+          <w:color w:val="4F6228"/>
+          <w:spacing w:val="40"/>
+          <w:sz w:val="2"/>
+          <w:szCs w:val="24"/>
+          <w:lang w:val="ru-RU"/>
+        </w:rPr>
+      </w:pPr>
+    </w:p>
+    <w:p>
+      <w:pPr>
+        <w:tabs>
+          <w:tab w:val="left" w:pos="7230"/>
+        </w:tabs>
+        <w:spacing w:before="120" w:after="120" w:line="360" w:lineRule="auto"/>
+        <w:jc w:val="center"/>
+        <w:rPr>
+          <w:rFonts w:cs="Calibri"/>
+          <w:b/>
+          <w:caps/>
+          <w:color w:val="4F6228"/>
+          <w:spacing w:val="40"/>
+          <w:sz w:val="24"/>
+          <w:szCs w:val="24"/>
+          <w:lang w:val="ru-RU"/>
+        </w:rPr>
+      </w:pPr>
+      <w:r>
+        <w:rPr>
+          <w:rFonts w:cs="Calibri"/>
+          <w:b/>
+          <w:caps/>
+          <w:color w:val="4F6228"/>
+          <w:spacing w:val="40"/>
+          <w:sz w:val="24"/>
+          <w:szCs w:val="24"/>
+          <w:lang w:val="ru-RU"/>
+        </w:rPr>
+        <w:t>Проекты</w:t>
+      </w:r>
+    </w:p>
+    <w:p>
+      <w:pPr>
+        <w:jc w:val="both"/>
+        <w:rPr>
+          <w:rFonts w:ascii="Helvetica" w:hAnsi="Helvetica"/>
+          <w:sz w:val="24"/>
+          <w:szCs w:val="24"/>
+          <w:lang w:val="ru-RU"/>
+        </w:rPr>
+      </w:pPr>
+      <w:r>
+        <w:rPr>
+          <w:rFonts w:ascii="Arial" w:hAnsi="Arial" w:cs="Arial"/>
+          <w:b/>
+          <w:bCs/>
+          <w:color w:val="757575"/>
+          <w:lang w:val="ru-RU"/>
+        </w:rPr>
+        <w:t>Оптимизация</w:t>
+      </w:r>
+      <w:r>
+        <w:rPr>
+          <w:rFonts w:ascii="Arial" w:hAnsi="Arial" w:cs="Arial"/>
+          <w:b/>
+          <w:bCs/>
+          <w:color w:val="757575"/>
+          <w:lang w:val="ru-RU"/>
+        </w:rPr>
+        <w:t xml:space="preserve"> </w:t>
+      </w:r>
+      <w:r>
+        <w:rPr>
+          <w:rFonts w:ascii="Arial" w:hAnsi="Arial" w:cs="Arial"/>
+          <w:b/>
+          <w:bCs/>
+          <w:color w:val="757575"/>
+          <w:lang w:val="ru-RU"/>
+        </w:rPr>
+        <w:t>алгоритма</w:t>
+      </w:r>
+      <w:r>
+        <w:rPr>
+          <w:rFonts w:ascii="Arial" w:hAnsi="Arial" w:cs="Arial"/>
+          <w:b/>
+          <w:bCs/>
+          <w:color w:val="757575"/>
+          <w:lang w:val="ru-RU"/>
+        </w:rPr>
+        <w:t xml:space="preserve"> </w:t>
+      </w:r>
+      <w:r>
+        <w:rPr>
+          <w:rFonts w:ascii="Arial" w:hAnsi="Arial" w:cs="Arial"/>
+          <w:b/>
+          <w:bCs/>
+          <w:color w:val="757575"/>
+          <w:lang w:val="ru-RU"/>
+        </w:rPr>
+        <w:t>детектирования</w:t>
+      </w:r>
+      <w:r>
+        <w:rPr>
+          <w:rFonts w:ascii="Arial" w:hAnsi="Arial" w:cs="Arial"/>
+          <w:b/>
+          <w:bCs/>
+          <w:color w:val="757575"/>
+          <w:lang w:val="ru-RU"/>
+        </w:rPr>
+        <w:t xml:space="preserve"> </w:t>
+      </w:r>
+      <w:r>
+        <w:rPr>
+          <w:rFonts w:ascii="Arial" w:hAnsi="Arial" w:cs="Arial"/>
+          <w:b/>
+          <w:bCs/>
+          <w:color w:val="757575"/>
+          <w:lang w:val="en-US"/>
+        </w:rPr>
+        <w:t>QR</w:t>
+      </w:r>
+      <w:r>
+        <w:rPr>
+          <w:rFonts w:ascii="Arial" w:hAnsi="Arial" w:cs="Arial"/>
+          <w:b/>
+          <w:bCs/>
+          <w:color w:val="757575"/>
+          <w:lang w:val="ru-RU"/>
+        </w:rPr>
+        <w:t xml:space="preserve"> </w:t>
+      </w:r>
+      <w:r>
+        <w:rPr>
+          <w:rFonts w:ascii="Arial" w:hAnsi="Arial" w:cs="Arial"/>
+          <w:b/>
+          <w:bCs/>
+          <w:color w:val="757575"/>
+          <w:lang w:val="ru-RU"/>
+        </w:rPr>
+        <w:t>и</w:t>
+      </w:r>
+      <w:r>
+        <w:rPr>
+          <w:rFonts w:ascii="Arial" w:hAnsi="Arial" w:cs="Arial"/>
+          <w:b/>
+          <w:bCs/>
+          <w:color w:val="757575"/>
+          <w:lang w:val="ru-RU"/>
+        </w:rPr>
+        <w:t xml:space="preserve"> </w:t>
+      </w:r>
+      <w:r>
+        <w:rPr>
+          <w:rFonts w:ascii="Arial" w:hAnsi="Arial" w:cs="Arial"/>
+          <w:b/>
+          <w:bCs/>
+          <w:color w:val="757575"/>
+          <w:lang w:val="en-US"/>
+        </w:rPr>
+        <w:t>ArUco</w:t>
+      </w:r>
+      <w:r>
+        <w:rPr>
+          <w:rFonts w:ascii="Arial" w:hAnsi="Arial" w:cs="Arial"/>
+          <w:b/>
+          <w:bCs/>
+          <w:color w:val="757575"/>
+          <w:lang w:val="ru-RU"/>
+        </w:rPr>
+        <w:t xml:space="preserve"> </w:t>
+      </w:r>
+      <w:r>
+        <w:rPr>
+          <w:rFonts w:ascii="Arial" w:hAnsi="Arial" w:cs="Arial"/>
+          <w:b/>
+          <w:bCs/>
+          <w:color w:val="757575"/>
+          <w:lang w:val="ru-RU"/>
+        </w:rPr>
+        <w:t xml:space="preserve">в библиотеке </w:t>
+      </w:r>
+      <w:r>
+        <w:rPr>
+          <w:rFonts w:ascii="Arial" w:hAnsi="Arial" w:cs="Arial"/>
+          <w:b/>
+          <w:bCs/>
+          <w:color w:val="757575"/>
+          <w:lang w:val="en-US"/>
+        </w:rPr>
+        <w:t>OpenCV</w:t>
+      </w:r>
+    </w:p>
+    <w:p>
+      <w:pPr>
         <w:pBdr>
           <w:bottom w:val="single" w:sz="6" w:space="0" w:color="auto"/>
         </w:pBdr>
@@ -1864,70 +2677,6 @@
         </w:tabs>
         <w:spacing w:after="0"/>
         <w:rPr>
-          <w:rFonts w:cs="Calibri"/>
-          <w:caps/>
-          <w:spacing w:val="20"/>
-          <w:sz w:val="24"/>
-          <w:szCs w:val="24"/>
-          <w:lang w:val="ru-RU"/>
-        </w:rPr>
-      </w:pPr>
-    </w:p>
-    <w:p>
-      <w:pPr>
-        <w:tabs>
-          <w:tab w:val="left" w:pos="7230"/>
-        </w:tabs>
-        <w:spacing w:before="120" w:after="120" w:line="360" w:lineRule="auto"/>
-        <w:jc w:val="center"/>
-        <w:rPr>
-          <w:rFonts w:cs="Calibri"/>
-          <w:b/>
-          <w:caps/>
-          <w:color w:val="4F6228"/>
-          <w:spacing w:val="40"/>
-          <w:sz w:val="2"/>
-          <w:szCs w:val="24"/>
-          <w:lang w:val="ru-RU"/>
-        </w:rPr>
-      </w:pPr>
-    </w:p>
-    <w:p>
-      <w:pPr>
-        <w:tabs>
-          <w:tab w:val="left" w:pos="7230"/>
-        </w:tabs>
-        <w:spacing w:before="120" w:after="120" w:line="360" w:lineRule="auto"/>
-        <w:jc w:val="center"/>
-        <w:rPr>
-          <w:rFonts w:cs="Calibri"/>
-          <w:b/>
-          <w:caps/>
-          <w:color w:val="4F6228"/>
-          <w:spacing w:val="40"/>
-          <w:sz w:val="24"/>
-          <w:szCs w:val="24"/>
-          <w:lang w:val="ru-RU"/>
-        </w:rPr>
-      </w:pPr>
-      <w:r>
-        <w:rPr>
-          <w:rFonts w:cs="Calibri"/>
-          <w:b/>
-          <w:caps/>
-          <w:color w:val="4F6228"/>
-          <w:spacing w:val="40"/>
-          <w:sz w:val="24"/>
-          <w:szCs w:val="24"/>
-          <w:lang w:val="ru-RU"/>
-        </w:rPr>
-        <w:t>Проекты</w:t>
-      </w:r>
-    </w:p>
-    <w:p>
-      <w:pPr>
-        <w:jc w:val="both"/>
-        <w:rPr>
           <w:rFonts w:ascii="Helvetica" w:hAnsi="Helvetica"/>
           <w:sz w:val="24"/>
           <w:szCs w:val="24"/>
@@ -1937,276 +2686,115 @@
       <w:r>
         <w:rPr>
           <w:rFonts w:ascii="Arial" w:hAnsi="Arial" w:cs="Arial"/>
-          <w:b/>
-          <w:bCs/>
-          <w:color w:val="757575"/>
-          <w:lang w:val="ru-RU"/>
-        </w:rPr>
-        <w:t>Оптимизация</w:t>
-      </w:r>
-      <w:r>
-        <w:rPr>
-          <w:rFonts w:ascii="Arial" w:hAnsi="Arial" w:cs="Arial"/>
-          <w:b/>
-          <w:bCs/>
-          <w:color w:val="757575"/>
+          <w:lang w:val="ru-RU"/>
+        </w:rPr>
+        <w:t>Во время работы над проектом «</w:t>
+      </w:r>
+      <w:r>
+        <w:rPr>
+          <w:rFonts w:ascii="Arial" w:hAnsi="Arial" w:cs="Arial"/>
+        </w:rPr>
+        <w:t>ITLab</w:t>
+      </w:r>
+      <w:r>
+        <w:rPr>
+          <w:rFonts w:ascii="Arial" w:hAnsi="Arial" w:cs="Arial"/>
+          <w:lang w:val="ru-RU"/>
+        </w:rPr>
+        <w:t>» в университете, были исследованы различные подходы к улучшению алгоритма предварительной обработки изображений и использования пирамиды изображений.</w:t>
+      </w:r>
+      <w:r>
+        <w:rPr>
+          <w:rFonts w:ascii="Arial" w:hAnsi="Arial" w:cs="Arial"/>
           <w:lang w:val="ru-RU"/>
         </w:rPr>
         <w:t xml:space="preserve"> </w:t>
       </w:r>
       <w:r>
         <w:rPr>
-          <w:rFonts w:ascii="Arial" w:hAnsi="Arial" w:cs="Arial"/>
-          <w:b/>
-          <w:bCs/>
-          <w:color w:val="757575"/>
-          <w:lang w:val="ru-RU"/>
-        </w:rPr>
-        <w:t>алгоритма</w:t>
-      </w:r>
-      <w:r>
-        <w:rPr>
-          <w:rFonts w:ascii="Arial" w:hAnsi="Arial" w:cs="Arial"/>
-          <w:b/>
-          <w:bCs/>
-          <w:color w:val="757575"/>
+          <w:rFonts w:ascii="Arial" w:eastAsia="Arial" w:hAnsi="Arial" w:cs="Arial"/>
+          <w:lang w:val="ru-RU"/>
+        </w:rPr>
+        <w:t>В</w:t>
+      </w:r>
+      <w:r>
+        <w:rPr>
+          <w:rFonts w:ascii="Arial" w:eastAsia="Arial" w:hAnsi="Arial" w:cs="Arial"/>
           <w:lang w:val="ru-RU"/>
         </w:rPr>
         <w:t xml:space="preserve"> </w:t>
       </w:r>
       <w:r>
         <w:rPr>
-          <w:rFonts w:ascii="Arial" w:hAnsi="Arial" w:cs="Arial"/>
-          <w:b/>
-          <w:bCs/>
-          <w:color w:val="757575"/>
-          <w:lang w:val="ru-RU"/>
-        </w:rPr>
-        <w:t>детектирования</w:t>
-      </w:r>
-      <w:r>
-        <w:rPr>
-          <w:rFonts w:ascii="Arial" w:hAnsi="Arial" w:cs="Arial"/>
-          <w:b/>
-          <w:bCs/>
-          <w:color w:val="757575"/>
+          <w:rFonts w:ascii="Arial" w:eastAsia="Arial" w:hAnsi="Arial" w:cs="Arial"/>
+          <w:lang w:val="ru-RU"/>
+        </w:rPr>
+        <w:t>результате</w:t>
+      </w:r>
+      <w:r>
+        <w:rPr>
+          <w:rFonts w:ascii="Arial" w:eastAsia="Arial" w:hAnsi="Arial" w:cs="Arial"/>
           <w:lang w:val="ru-RU"/>
         </w:rPr>
         <w:t xml:space="preserve"> </w:t>
       </w:r>
       <w:r>
         <w:rPr>
-          <w:rFonts w:ascii="Arial" w:hAnsi="Arial" w:cs="Arial"/>
-          <w:b/>
-          <w:bCs/>
-          <w:color w:val="757575"/>
-          <w:lang w:val="en-US"/>
-        </w:rPr>
-        <w:t>QR</w:t>
-      </w:r>
-      <w:r>
-        <w:rPr>
-          <w:rFonts w:ascii="Arial" w:hAnsi="Arial" w:cs="Arial"/>
-          <w:b/>
-          <w:bCs/>
-          <w:color w:val="757575"/>
+          <w:rFonts w:ascii="Arial" w:eastAsia="Arial" w:hAnsi="Arial" w:cs="Arial"/>
+          <w:lang w:val="ru-RU"/>
+        </w:rPr>
+        <w:t>был</w:t>
+      </w:r>
+      <w:r>
+        <w:rPr>
+          <w:rFonts w:ascii="Arial" w:eastAsia="Arial" w:hAnsi="Arial" w:cs="Arial"/>
           <w:lang w:val="ru-RU"/>
         </w:rPr>
         <w:t xml:space="preserve"> </w:t>
       </w:r>
       <w:r>
         <w:rPr>
-          <w:rFonts w:ascii="Arial" w:hAnsi="Arial" w:cs="Arial"/>
-          <w:b/>
-          <w:bCs/>
-          <w:color w:val="757575"/>
+          <w:rFonts w:ascii="Arial" w:eastAsia="Arial" w:hAnsi="Arial" w:cs="Arial"/>
+          <w:lang w:val="ru-RU"/>
+        </w:rPr>
+        <w:t>подготовлен</w:t>
+      </w:r>
+      <w:r>
+        <w:rPr>
+          <w:rFonts w:ascii="Arial" w:eastAsia="Arial" w:hAnsi="Arial" w:cs="Arial"/>
+          <w:lang w:val="ru-RU"/>
+        </w:rPr>
+        <w:t xml:space="preserve"> </w:t>
+      </w:r>
+      <w:r>
+        <w:rPr>
+          <w:rFonts w:ascii="Arial" w:eastAsia="Arial" w:hAnsi="Arial" w:cs="Arial"/>
           <w:lang w:val="ru-RU"/>
         </w:rPr>
         <w:t>и</w:t>
       </w:r>
       <w:r>
         <w:rPr>
-          <w:rFonts w:ascii="Arial" w:hAnsi="Arial" w:cs="Arial"/>
-          <w:b/>
-          <w:bCs/>
-          <w:color w:val="757575"/>
+          <w:rFonts w:ascii="Arial" w:eastAsia="Arial" w:hAnsi="Arial" w:cs="Arial"/>
           <w:lang w:val="ru-RU"/>
         </w:rPr>
         <w:t xml:space="preserve"> </w:t>
       </w:r>
-      <w:proofErr w:type="spellStart"/>
-      <w:r>
-        <w:rPr>
-          <w:rFonts w:ascii="Arial" w:hAnsi="Arial" w:cs="Arial"/>
-          <w:b/>
-          <w:bCs/>
-          <w:color w:val="757575"/>
-          <w:lang w:val="en-US"/>
-        </w:rPr>
-        <w:t>ArUco</w:t>
-      </w:r>
-      <w:proofErr w:type="spellEnd"/>
-      <w:r>
-        <w:rPr>
-          <w:rFonts w:ascii="Arial" w:hAnsi="Arial" w:cs="Arial"/>
-          <w:b/>
-          <w:bCs/>
-          <w:color w:val="757575"/>
+      <w:r>
+        <w:rPr>
+          <w:rFonts w:ascii="Arial" w:eastAsia="Arial" w:hAnsi="Arial" w:cs="Arial"/>
+          <w:lang w:val="ru-RU"/>
+        </w:rPr>
+        <w:t>отправлен</w:t>
+      </w:r>
+      <w:r>
+        <w:rPr>
+          <w:rFonts w:ascii="Arial" w:eastAsia="Arial" w:hAnsi="Arial" w:cs="Arial"/>
           <w:lang w:val="ru-RU"/>
         </w:rPr>
         <w:t xml:space="preserve"> </w:t>
       </w:r>
-      <w:r>
-        <w:rPr>
-          <w:rFonts w:ascii="Arial" w:hAnsi="Arial" w:cs="Arial"/>
-          <w:b/>
-          <w:bCs/>
-          <w:color w:val="757575"/>
-          <w:lang w:val="ru-RU"/>
-        </w:rPr>
-        <w:t xml:space="preserve">в библиотеке </w:t>
-      </w:r>
-      <w:r>
-        <w:rPr>
-          <w:rFonts w:ascii="Arial" w:hAnsi="Arial" w:cs="Arial"/>
-          <w:b/>
-          <w:bCs/>
-          <w:color w:val="757575"/>
-          <w:lang w:val="en-US"/>
-        </w:rPr>
-        <w:t>OpenCV</w:t>
-      </w:r>
-    </w:p>
-    <w:p>
-      <w:pPr>
-        <w:pBdr>
-          <w:bottom w:val="single" w:sz="6" w:space="0" w:color="auto"/>
-        </w:pBdr>
-        <w:tabs>
-          <w:tab w:val="left" w:pos="7230"/>
-        </w:tabs>
-        <w:spacing w:after="0"/>
-        <w:rPr>
-          <w:rFonts w:ascii="Helvetica" w:hAnsi="Helvetica"/>
-          <w:sz w:val="24"/>
-          <w:szCs w:val="24"/>
-          <w:lang w:val="ru-RU"/>
-        </w:rPr>
-      </w:pPr>
-      <w:r>
-        <w:rPr>
-          <w:rFonts w:ascii="Arial" w:hAnsi="Arial" w:cs="Arial"/>
-          <w:lang w:val="ru-RU"/>
-        </w:rPr>
-        <w:t>Во время работы над проектом «</w:t>
-      </w:r>
-      <w:proofErr w:type="spellStart"/>
-      <w:r>
-        <w:rPr>
-          <w:rFonts w:ascii="Arial" w:hAnsi="Arial" w:cs="Arial"/>
-        </w:rPr>
-        <w:t>ITLab</w:t>
-      </w:r>
-      <w:proofErr w:type="spellEnd"/>
-      <w:r>
-        <w:rPr>
-          <w:rFonts w:ascii="Arial" w:hAnsi="Arial" w:cs="Arial"/>
-          <w:lang w:val="ru-RU"/>
-        </w:rPr>
-        <w:t>» в университете, были исследованы различные подходы к улучшению алгоритма предварительной обработки изображений и использования пирамиды изображений.</w:t>
-      </w:r>
-      <w:r>
-        <w:rPr>
-          <w:rFonts w:ascii="Arial" w:hAnsi="Arial" w:cs="Arial"/>
-          <w:lang w:val="ru-RU"/>
-        </w:rPr>
-        <w:t xml:space="preserve"> </w:t>
-      </w:r>
-      <w:r>
-        <w:rPr>
-          <w:rFonts w:ascii="Arial" w:eastAsia="Arial" w:hAnsi="Arial" w:cs="Arial"/>
-          <w:lang w:val="ru-RU"/>
-        </w:rPr>
-        <w:t>В</w:t>
-      </w:r>
-      <w:r>
-        <w:rPr>
-          <w:rFonts w:ascii="Arial" w:eastAsia="Arial" w:hAnsi="Arial" w:cs="Arial"/>
-          <w:lang w:val="ru-RU"/>
-        </w:rPr>
-        <w:t xml:space="preserve"> </w:t>
-      </w:r>
-      <w:r>
-        <w:rPr>
-          <w:rFonts w:ascii="Arial" w:eastAsia="Arial" w:hAnsi="Arial" w:cs="Arial"/>
-          <w:lang w:val="ru-RU"/>
-        </w:rPr>
-        <w:t>результате</w:t>
-      </w:r>
-      <w:r>
-        <w:rPr>
-          <w:rFonts w:ascii="Arial" w:eastAsia="Arial" w:hAnsi="Arial" w:cs="Arial"/>
-          <w:lang w:val="ru-RU"/>
-        </w:rPr>
-        <w:t xml:space="preserve"> </w:t>
-      </w:r>
-      <w:r>
-        <w:rPr>
-          <w:rFonts w:ascii="Arial" w:eastAsia="Arial" w:hAnsi="Arial" w:cs="Arial"/>
-          <w:lang w:val="ru-RU"/>
-        </w:rPr>
-        <w:t>был</w:t>
-      </w:r>
-      <w:r>
-        <w:rPr>
-          <w:rFonts w:ascii="Arial" w:eastAsia="Arial" w:hAnsi="Arial" w:cs="Arial"/>
-          <w:lang w:val="ru-RU"/>
-        </w:rPr>
-        <w:t xml:space="preserve"> </w:t>
-      </w:r>
-      <w:r>
-        <w:rPr>
-          <w:rFonts w:ascii="Arial" w:eastAsia="Arial" w:hAnsi="Arial" w:cs="Arial"/>
-          <w:lang w:val="ru-RU"/>
-        </w:rPr>
-        <w:t>подготовлен</w:t>
-      </w:r>
-      <w:r>
-        <w:rPr>
-          <w:rFonts w:ascii="Arial" w:eastAsia="Arial" w:hAnsi="Arial" w:cs="Arial"/>
-          <w:lang w:val="ru-RU"/>
-        </w:rPr>
-        <w:t xml:space="preserve"> </w:t>
-      </w:r>
-      <w:r>
-        <w:rPr>
-          <w:rFonts w:ascii="Arial" w:eastAsia="Arial" w:hAnsi="Arial" w:cs="Arial"/>
-          <w:lang w:val="ru-RU"/>
-        </w:rPr>
-        <w:t>и</w:t>
-      </w:r>
-      <w:r>
-        <w:rPr>
-          <w:rFonts w:ascii="Arial" w:eastAsia="Arial" w:hAnsi="Arial" w:cs="Arial"/>
-          <w:lang w:val="ru-RU"/>
-        </w:rPr>
-        <w:t xml:space="preserve"> </w:t>
-      </w:r>
-      <w:r>
-        <w:rPr>
-          <w:rFonts w:ascii="Arial" w:eastAsia="Arial" w:hAnsi="Arial" w:cs="Arial"/>
-          <w:lang w:val="ru-RU"/>
-        </w:rPr>
-        <w:t>отправлен</w:t>
-      </w:r>
-      <w:r>
-        <w:rPr>
-          <w:rFonts w:ascii="Arial" w:eastAsia="Arial" w:hAnsi="Arial" w:cs="Arial"/>
-          <w:lang w:val="ru-RU"/>
-        </w:rPr>
-        <w:t xml:space="preserve"> </w:t>
-      </w:r>
-      <w:hyperlink r:id="rId10" w:history="1">
+      <w:hyperlink r:id="rId11" w:history="1">
         <w:r>
           <w:rPr>
             <w:rStyle w:val="a3"/>
@@ -2437,7 +3025,13 @@
               <w:rPr>
                 <w:rFonts w:ascii="Arial" w:eastAsia="Arial" w:hAnsi="Arial" w:cs="Arial"/>
               </w:rPr>
-              <w:t>, SQL.</w:t>
+              <w:t>, Triton</w:t>
+            </w:r>
+            <w:r>
+              <w:rPr>
+                <w:rFonts w:ascii="Arial" w:eastAsia="Arial" w:hAnsi="Arial" w:cs="Arial"/>
+              </w:rPr>
+              <w:t>, SQL</w:t>
             </w:r>
           </w:p>
         </w:tc>
@@ -2503,35 +3097,22 @@
                 <w:rFonts w:ascii="Arial" w:eastAsia="Arial" w:hAnsi="Arial" w:cs="Arial"/>
                 <w:lang w:val="en-US"/>
               </w:rPr>
-              <w:t>OpenCV, NumPy, Pandas, Scikit-learn, Matplotlib</w:t>
+              <w:t xml:space="preserve">PyTorch, SGLang, </w:t>
             </w:r>
             <w:r>
               <w:rPr>
                 <w:rFonts w:ascii="Arial" w:eastAsia="Arial" w:hAnsi="Arial" w:cs="Arial"/>
                 <w:lang w:val="en-US"/>
               </w:rPr>
-              <w:t xml:space="preserve">, </w:t>
-            </w:r>
-            <w:proofErr w:type="spellStart"/>
-            <w:r>
-              <w:rPr>
-                <w:rFonts w:ascii="Arial" w:eastAsia="Arial" w:hAnsi="Arial" w:cs="Arial"/>
-                <w:lang w:val="en-US"/>
-              </w:rPr>
-              <w:t>PyTorch</w:t>
-            </w:r>
-            <w:proofErr w:type="spellEnd"/>
-            <w:r>
-              <w:rPr>
-                <w:rFonts w:ascii="Arial" w:eastAsia="Arial" w:hAnsi="Arial" w:cs="Arial"/>
-                <w:lang w:val="en-US"/>
-              </w:rPr>
-              <w:t>.</w:t>
+              <w:t>OpenCV, NumPy, Pandas, Scikit-learn, Matplotlib</w:t>
             </w:r>
           </w:p>
         </w:tc>
       </w:tr>
       <w:tr>
+        <w:trPr>
+          <w:trHeight w:val="333"/>
+        </w:trPr>
         <w:tc>
           <w:tcPr>
             <w:tcW w:w="3360" w:type="dxa"/>
@@ -2576,7 +3157,7 @@
                 <w:rFonts w:ascii="Arial" w:eastAsia="Arial" w:hAnsi="Arial" w:cs="Arial"/>
                 <w:lang w:val="en-US"/>
               </w:rPr>
-              <w:t>Excel, Word, Linux, Git</w:t>
+              <w:t>Linux, Git</w:t>
             </w:r>
             <w:r>
               <w:rPr>
@@ -2585,7 +3166,6 @@
               </w:rPr>
               <w:t xml:space="preserve">, </w:t>
             </w:r>
-            <w:proofErr w:type="spellStart"/>
             <w:r>
               <w:rPr>
                 <w:rFonts w:ascii="Arial" w:eastAsia="Arial" w:hAnsi="Arial" w:cs="Arial"/>
@@ -2593,20 +3173,26 @@
               </w:rPr>
               <w:t>Jupyter</w:t>
             </w:r>
-            <w:proofErr w:type="spellEnd"/>
             <w:r>
               <w:rPr>
                 <w:rFonts w:ascii="Arial" w:eastAsia="Arial" w:hAnsi="Arial" w:cs="Arial"/>
                 <w:lang w:val="en-US"/>
               </w:rPr>
-              <w:t xml:space="preserve"> Notebook</w:t>
+              <w:t xml:space="preserve"> Lab, </w:t>
             </w:r>
             <w:r>
               <w:rPr>
                 <w:rFonts w:ascii="Arial" w:eastAsia="Arial" w:hAnsi="Arial" w:cs="Arial"/>
                 <w:lang w:val="en-US"/>
               </w:rPr>
-              <w:t>.</w:t>
+              <w:t>Excel, Word,</w:t>
+            </w:r>
+            <w:r>
+              <w:rPr>
+                <w:rFonts w:ascii="Arial" w:eastAsia="Arial" w:hAnsi="Arial" w:cs="Arial"/>
+                <w:lang w:val="en-US"/>
+              </w:rPr>
+              <w:t xml:space="preserve"> Latex</w:t>
             </w:r>
           </w:p>
         </w:tc>
@@ -2735,14 +3321,14 @@
                 <w:rFonts w:ascii="Arial" w:eastAsia="Arial" w:hAnsi="Arial" w:cs="Arial"/>
                 <w:lang w:val="ru-RU"/>
               </w:rPr>
-              <w:t xml:space="preserve">, </w:t>
+              <w:t>,</w:t>
             </w:r>
             <w:r>
               <w:rPr>
                 <w:rFonts w:ascii="Arial" w:eastAsia="Arial" w:hAnsi="Arial" w:cs="Arial"/>
                 <w:lang w:val="ru-RU"/>
               </w:rPr>
-              <w:t>умею</w:t>
+              <w:t xml:space="preserve"> нравиться</w:t>
             </w:r>
             <w:r>
               <w:rPr>
@@ -2816,7 +3402,7 @@
               <w:ind w:left="280"/>
               <w:rPr>
                 <w:rFonts w:ascii="Arial" w:eastAsia="Arial" w:hAnsi="Arial" w:cs="Arial"/>
-                <w:lang w:val="ru-RU"/>
+                <w:lang w:val="en-US"/>
               </w:rPr>
             </w:pPr>
             <w:r>
@@ -2830,7 +3416,7 @@
               <w:rPr>
                 <w:rFonts w:ascii="Arial" w:eastAsia="Arial" w:hAnsi="Arial" w:cs="Arial"/>
               </w:rPr>
-              <w:t>A2</w:t>
+              <w:t>B1</w:t>
             </w:r>
           </w:p>
         </w:tc>
@@ -3010,12 +3596,54 @@
         <w:pStyle w:val="a8"/>
         <w:shd w:val="clear" w:color="auto" w:fill="FFFFFF"/>
         <w:spacing w:before="90" w:beforeAutospacing="0" w:after="90" w:afterAutospacing="0"/>
-        <w:ind w:left="720"/>
         <w:rPr>
           <w:rFonts w:ascii="Arial" w:hAnsi="Arial" w:cs="Arial"/>
           <w:color w:val="000000" w:themeColor="text1"/>
           <w:sz w:val="22"/>
           <w:szCs w:val="22"/>
+          <w:lang w:val="en-US"/>
+        </w:rPr>
+      </w:pPr>
+    </w:p>
+    <w:p>
+      <w:pPr>
+        <w:pStyle w:val="a8"/>
+        <w:shd w:val="clear" w:color="auto" w:fill="FFFFFF"/>
+        <w:spacing w:before="90" w:beforeAutospacing="0" w:after="90" w:afterAutospacing="0"/>
+        <w:rPr>
+          <w:rFonts w:ascii="Arial" w:hAnsi="Arial" w:cs="Arial"/>
+          <w:color w:val="000000" w:themeColor="text1"/>
+          <w:sz w:val="22"/>
+          <w:szCs w:val="22"/>
+          <w:lang w:val="en-US"/>
+        </w:rPr>
+      </w:pPr>
+    </w:p>
+    <w:p>
+      <w:pPr>
+        <w:pStyle w:val="a8"/>
+        <w:shd w:val="clear" w:color="auto" w:fill="FFFFFF"/>
+        <w:spacing w:before="90" w:beforeAutospacing="0" w:after="90" w:afterAutospacing="0"/>
+        <w:rPr>
+          <w:rFonts w:ascii="Arial" w:hAnsi="Arial" w:cs="Arial"/>
+          <w:color w:val="000000" w:themeColor="text1"/>
+          <w:sz w:val="22"/>
+          <w:szCs w:val="22"/>
+          <w:lang w:val="en-US"/>
+        </w:rPr>
+      </w:pPr>
+    </w:p>
+    <w:p>
+      <w:pPr>
+        <w:pStyle w:val="a8"/>
+        <w:shd w:val="clear" w:color="auto" w:fill="FFFFFF"/>
+        <w:spacing w:before="90" w:beforeAutospacing="0" w:after="90" w:afterAutospacing="0"/>
+        <w:rPr>
+          <w:rFonts w:ascii="Arial" w:hAnsi="Arial" w:cs="Arial"/>
+          <w:color w:val="000000" w:themeColor="text1"/>
+          <w:sz w:val="22"/>
+          <w:szCs w:val="22"/>
+          <w:lang w:val="en-US"/>
         </w:rPr>
       </w:pPr>
     </w:p>
@@ -3042,6 +3670,7 @@
           <w:sz w:val="22"/>
           <w:szCs w:val="22"/>
         </w:rPr>
+        <w:lastRenderedPageBreak/>
         <w:t>Соревнования</w:t>
       </w:r>
       <w:r>
@@ -3182,7 +3811,7 @@
           <w:sz w:val="22"/>
           <w:szCs w:val="22"/>
         </w:rPr>
-        <w:t xml:space="preserve"> </w:t>
+        <w:t>, диплом 2 степени</w:t>
       </w:r>
     </w:p>
     <w:p>
@@ -3445,7 +4074,6 @@
           <w:color w:val="333333"/>
           <w:sz w:val="22"/>
           <w:szCs w:val="22"/>
-          <w:lang w:val="en-US"/>
         </w:rPr>
         <w:t>16</w:t>
       </w:r>
@@ -3465,7 +4093,7 @@
           <w:sz w:val="22"/>
           <w:szCs w:val="22"/>
         </w:rPr>
-        <w:t xml:space="preserve"> </w:t>
+        <w:t>, диплом 2 степени</w:t>
       </w:r>
     </w:p>
     <w:p>
@@ -3482,7 +4110,6 @@
           <w:color w:val="333333"/>
           <w:sz w:val="22"/>
           <w:szCs w:val="22"/>
-          <w:lang w:val="en-US"/>
         </w:rPr>
       </w:pPr>
       <w:r>
@@ -3500,9 +4127,62 @@
           <w:color w:val="333333"/>
           <w:sz w:val="22"/>
           <w:szCs w:val="22"/>
-          <w:lang w:val="en-GB"/>
-        </w:rPr>
-        <w:t xml:space="preserve"> </w:t>
+        </w:rPr>
+        <w:t xml:space="preserve"> (</w:t>
+      </w:r>
+      <w:r>
+        <w:rPr>
+          <w:rFonts w:ascii="Arial" w:hAnsi="Arial" w:cs="Arial"/>
+          <w:color w:val="333333"/>
+          <w:sz w:val="22"/>
+          <w:szCs w:val="22"/>
+        </w:rPr>
+        <w:t>Саратов</w:t>
+      </w:r>
+      <w:r>
+        <w:rPr>
+          <w:rFonts w:ascii="Arial" w:hAnsi="Arial" w:cs="Arial"/>
+          <w:color w:val="333333"/>
+          <w:sz w:val="22"/>
+          <w:szCs w:val="22"/>
+        </w:rPr>
+        <w:t>)</w:t>
+      </w:r>
+      <w:r>
+        <w:rPr>
+          <w:rFonts w:ascii="Arial" w:hAnsi="Arial" w:cs="Arial"/>
+          <w:color w:val="333333"/>
+          <w:sz w:val="22"/>
+          <w:szCs w:val="22"/>
+        </w:rPr>
+        <w:t>:</w:t>
+      </w:r>
+      <w:r>
+        <w:rPr>
+          <w:rFonts w:ascii="Arial" w:hAnsi="Arial" w:cs="Arial"/>
+          <w:color w:val="333333"/>
+          <w:sz w:val="22"/>
+          <w:szCs w:val="22"/>
+        </w:rPr>
+        <w:t xml:space="preserve"> 21 </w:t>
+      </w:r>
+      <w:r>
+        <w:rPr>
+          <w:rFonts w:ascii="Arial" w:hAnsi="Arial" w:cs="Arial"/>
+          <w:color w:val="333333"/>
+          <w:sz w:val="22"/>
+          <w:szCs w:val="22"/>
+        </w:rPr>
+        <w:t>место</w:t>
+      </w:r>
+      <w:r>
+        <w:rPr>
+          <w:rFonts w:ascii="Arial" w:hAnsi="Arial" w:cs="Arial"/>
+          <w:color w:val="333333"/>
+          <w:sz w:val="22"/>
+          <w:szCs w:val="22"/>
+        </w:rPr>
+        <w:t xml:space="preserve">, диплом </w:t>
       </w:r>
       <w:r>
         <w:rPr>
@@ -3512,7 +4192,7 @@
           <w:szCs w:val="22"/>
           <w:lang w:val="en-US"/>
         </w:rPr>
-        <w:t>(</w:t>
+        <w:t xml:space="preserve">3 </w:t>
       </w:r>
       <w:r>
         <w:rPr>
@@ -3521,18 +4201,25 @@
           <w:sz w:val="22"/>
           <w:szCs w:val="22"/>
         </w:rPr>
-        <w:t>Саратов</w:t>
-      </w:r>
-      <w:r>
+        <w:t>степени</w:t>
+      </w:r>
+    </w:p>
+    <w:p>
+      <w:pPr>
+        <w:pStyle w:val="a8"/>
+        <w:numPr>
+          <w:ilvl w:val="0"/>
+          <w:numId w:val="12"/>
+        </w:numPr>
+        <w:shd w:val="clear" w:color="auto" w:fill="FFFFFF"/>
+        <w:spacing w:before="90" w:beforeAutospacing="0" w:after="90" w:afterAutospacing="0"/>
         <w:rPr>
           <w:rFonts w:ascii="Arial" w:hAnsi="Arial" w:cs="Arial"/>
           <w:color w:val="333333"/>
           <w:sz w:val="22"/>
           <w:szCs w:val="22"/>
-          <w:lang w:val="en-US"/>
-        </w:rPr>
-        <w:t>)</w:t>
-      </w:r>
+        </w:rPr>
+      </w:pPr>
       <w:r>
         <w:rPr>
           <w:rFonts w:ascii="Arial" w:hAnsi="Arial" w:cs="Arial"/>
@@ -3540,7 +4227,7 @@
           <w:sz w:val="22"/>
           <w:szCs w:val="22"/>
         </w:rPr>
-        <w:t>:</w:t>
+        <w:t xml:space="preserve">Полуфинал (Санкт-Петербург) </w:t>
       </w:r>
       <w:r>
         <w:rPr>
@@ -3548,38 +4235,8 @@
           <w:color w:val="333333"/>
           <w:sz w:val="22"/>
           <w:szCs w:val="22"/>
-          <w:lang w:val="en-US"/>
-        </w:rPr>
-        <w:t xml:space="preserve"> </w:t>
-      </w:r>
-      <w:r>
-        <w:rPr>
-          <w:rFonts w:ascii="Arial" w:hAnsi="Arial" w:cs="Arial"/>
-          <w:color w:val="333333"/>
-          <w:sz w:val="22"/>
-          <w:szCs w:val="22"/>
-          <w:lang w:val="en-US"/>
-        </w:rPr>
-        <w:t xml:space="preserve">21 </w:t>
-      </w:r>
-      <w:r>
-        <w:rPr>
-          <w:rFonts w:ascii="Arial" w:hAnsi="Arial" w:cs="Arial"/>
-          <w:color w:val="333333"/>
-          <w:sz w:val="22"/>
-          <w:szCs w:val="22"/>
-        </w:rPr>
-        <w:t>место</w:t>
-      </w:r>
-      <w:r>
-        <w:rPr>
-          <w:rFonts w:ascii="Arial" w:hAnsi="Arial" w:cs="Arial"/>
-          <w:color w:val="333333"/>
-          <w:sz w:val="22"/>
-          <w:szCs w:val="22"/>
-          <w:lang w:val="en-US"/>
-        </w:rPr>
-        <w:t>.</w:t>
+        </w:rPr>
+        <w:t>127 место, диплом 3 степени</w:t>
       </w:r>
     </w:p>
     <w:p>
@@ -3593,7 +4250,6 @@
           <w:color w:val="333333"/>
           <w:sz w:val="22"/>
           <w:szCs w:val="22"/>
-          <w:lang w:val="en-US"/>
         </w:rPr>
       </w:pPr>
     </w:p>
@@ -6111,7 +6767,6 @@
   <w:style w:type="character" w:default="1" w:styleId="a0">
     <w:name w:val="Default Paragraph Font"/>
     <w:uiPriority w:val="1"/>
-    <w:semiHidden/>
     <w:unhideWhenUsed/>
   </w:style>
   <w:style w:type="table" w:default="1" w:styleId="a1">
